--- a/docs/plans.docx
+++ b/docs/plans.docx
@@ -230,72 +230,272 @@
         </w:rPr>
         <w:t xml:space="preserve">Tạo dữ liệu mới luôn (không dựa vào dữ liệu đã crawl từ human trước đó) thì </w:t>
       </w:r>
+      <w:r>
+        <w:rPr>
+          <w:rFonts w:ascii="Times New Roman" w:hAnsi="Times New Roman"/>
+          <w:sz w:val="24"/>
+          <w:szCs w:val="24"/>
+        </w:rPr>
+        <w:t>model sẽ học text theo khuôn do AI sinh ra. Trong thực tế, khi user lấy dữ liệu từ AI thì ít nhiều vẫn thay đổi văn bản từ AI sinh ra (nhưng vẫn có dấu vết của AI) thì khả năng cao model sẽ khó phân biệt chính xác.</w:t>
+      </w:r>
+    </w:p>
+    <w:p>
+      <w:pPr>
+        <w:pStyle w:val="ListParagraph"/>
+        <w:ind w:left="1080"/>
+        <w:rPr>
+          <w:rFonts w:ascii="Times New Roman" w:hAnsi="Times New Roman"/>
+          <w:sz w:val="24"/>
+          <w:szCs w:val="24"/>
+        </w:rPr>
+      </w:pPr>
+      <w:r>
+        <w:rPr>
+          <w:rFonts w:ascii="Times New Roman" w:hAnsi="Times New Roman"/>
+          <w:b/>
+          <w:sz w:val="24"/>
+          <w:szCs w:val="24"/>
+        </w:rPr>
+        <w:t xml:space="preserve">+ </w:t>
+      </w:r>
+      <w:r>
+        <w:rPr>
+          <w:rFonts w:ascii="Times New Roman" w:hAnsi="Times New Roman"/>
+          <w:sz w:val="24"/>
+          <w:szCs w:val="24"/>
+        </w:rPr>
+        <w:t>Sử dụng AI để rewrite lại</w:t>
+      </w:r>
+      <w:r>
+        <w:rPr>
+          <w:rFonts w:ascii="Times New Roman" w:hAnsi="Times New Roman"/>
+          <w:sz w:val="24"/>
+          <w:szCs w:val="24"/>
+        </w:rPr>
+        <w:t xml:space="preserve"> data đã được crawl từ human</w:t>
+      </w:r>
+      <w:r>
+        <w:rPr>
+          <w:rFonts w:ascii="Times New Roman" w:hAnsi="Times New Roman"/>
+          <w:sz w:val="24"/>
+          <w:szCs w:val="24"/>
+        </w:rPr>
+        <w:t xml:space="preserve"> thì sẽ không ổn, vì trong thực tế có nhiều kiểu rewrite dữ liệu, nếu chỉ dùng AI để rewrite lại từng dòng dữ liệu sẽ không hiệu quả.</w:t>
+      </w:r>
+    </w:p>
+    <w:p>
+      <w:pPr>
+        <w:pStyle w:val="ListParagraph"/>
+        <w:ind w:left="1080"/>
+        <w:rPr>
+          <w:rFonts w:ascii="Times New Roman" w:hAnsi="Times New Roman"/>
+          <w:sz w:val="24"/>
+          <w:szCs w:val="24"/>
+        </w:rPr>
+      </w:pPr>
+      <w:r>
+        <w:rPr>
+          <w:rFonts w:ascii="Times New Roman" w:hAnsi="Times New Roman"/>
+          <w:b/>
+          <w:sz w:val="24"/>
+          <w:szCs w:val="24"/>
+        </w:rPr>
+        <w:t xml:space="preserve">+ </w:t>
+      </w:r>
+      <w:r>
+        <w:rPr>
+          <w:rFonts w:ascii="Times New Roman" w:hAnsi="Times New Roman"/>
+          <w:sz w:val="24"/>
+          <w:szCs w:val="24"/>
+        </w:rPr>
+        <w:t xml:space="preserve">Sử dụng AI để trích xuất topic từ dữ liệu human rồi generate ra text tương ứng </w:t>
+      </w:r>
+      <w:r>
+        <w:rPr>
+          <w:rFonts w:ascii="Times New Roman" w:hAnsi="Times New Roman"/>
+          <w:sz w:val="24"/>
+          <w:szCs w:val="24"/>
+        </w:rPr>
+        <w:t>thì sẽ tạo ra dữ liệu giống chủ đề của người nhưng cách viết khác nhau, đảm bảo tính đa dạng, nhưng vẫn có một nhược điểm, đó là lỡ AI mà trích xuất chủ đề từ text đó sai thì dữ liệu sinh ra cũng không liên quan so với câu gốc từ human.</w:t>
+      </w:r>
+    </w:p>
+    <w:p>
+      <w:pPr>
+        <w:pStyle w:val="ListParagraph"/>
+        <w:ind w:left="1080"/>
+        <w:rPr>
+          <w:rFonts w:ascii="Times New Roman" w:hAnsi="Times New Roman"/>
+          <w:sz w:val="24"/>
+          <w:szCs w:val="24"/>
+        </w:rPr>
+      </w:pPr>
+      <w:r>
+        <w:rPr>
+          <w:rFonts w:ascii="Times New Roman" w:hAnsi="Times New Roman"/>
+          <w:b/>
+          <w:sz w:val="24"/>
+          <w:szCs w:val="24"/>
+        </w:rPr>
+        <w:t xml:space="preserve">=&gt; </w:t>
+      </w:r>
+      <w:r>
+        <w:rPr>
+          <w:rFonts w:ascii="Times New Roman" w:hAnsi="Times New Roman"/>
+          <w:sz w:val="24"/>
+          <w:szCs w:val="24"/>
+        </w:rPr>
+        <w:t>Cách giải quyết tối ưu:</w:t>
+      </w:r>
+    </w:p>
+    <w:p>
+      <w:pPr>
+        <w:pStyle w:val="ListParagraph"/>
+        <w:ind w:left="1080"/>
+        <w:rPr>
+          <w:rFonts w:ascii="Times New Roman" w:hAnsi="Times New Roman"/>
+          <w:sz w:val="24"/>
+          <w:szCs w:val="24"/>
+        </w:rPr>
+      </w:pPr>
+      <w:r>
+        <w:rPr>
+          <w:rFonts w:ascii="Times New Roman" w:hAnsi="Times New Roman"/>
+          <w:b/>
+          <w:sz w:val="24"/>
+          <w:szCs w:val="24"/>
+        </w:rPr>
+        <w:t xml:space="preserve">- </w:t>
+      </w:r>
+      <w:r>
+        <w:rPr>
+          <w:rFonts w:ascii="Times New Roman" w:hAnsi="Times New Roman"/>
+          <w:sz w:val="24"/>
+          <w:szCs w:val="24"/>
+        </w:rPr>
+        <w:t xml:space="preserve">Cấu trúc dataset (dự kiến): </w:t>
+      </w:r>
+    </w:p>
+    <w:p>
+      <w:pPr>
+        <w:pStyle w:val="ListParagraph"/>
+        <w:ind w:left="1080"/>
+        <w:rPr>
+          <w:rFonts w:ascii="Times New Roman" w:hAnsi="Times New Roman"/>
+          <w:sz w:val="24"/>
+          <w:szCs w:val="24"/>
+        </w:rPr>
+      </w:pPr>
+      <w:r>
+        <w:rPr>
+          <w:rFonts w:ascii="Times New Roman" w:hAnsi="Times New Roman"/>
+          <w:b/>
+          <w:sz w:val="24"/>
+          <w:szCs w:val="24"/>
+        </w:rPr>
+        <w:t xml:space="preserve">+ </w:t>
+      </w:r>
+      <w:r>
+        <w:rPr>
+          <w:rFonts w:ascii="Times New Roman" w:hAnsi="Times New Roman"/>
+          <w:sz w:val="24"/>
+          <w:szCs w:val="24"/>
+        </w:rPr>
+        <w:t>Các cột: text – type – generator – generation_method - human/ai.</w:t>
+      </w:r>
+    </w:p>
+    <w:p>
+      <w:pPr>
+        <w:pStyle w:val="ListParagraph"/>
+        <w:ind w:left="1080"/>
+        <w:rPr>
+          <w:rFonts w:ascii="Times New Roman" w:hAnsi="Times New Roman"/>
+          <w:sz w:val="24"/>
+          <w:szCs w:val="24"/>
+        </w:rPr>
+      </w:pPr>
+      <w:r>
+        <w:rPr>
+          <w:rFonts w:ascii="Times New Roman" w:hAnsi="Times New Roman"/>
+          <w:b/>
+          <w:sz w:val="24"/>
+          <w:szCs w:val="24"/>
+        </w:rPr>
+        <w:t xml:space="preserve">+ </w:t>
+      </w:r>
+      <w:r>
+        <w:rPr>
+          <w:rFonts w:ascii="Times New Roman" w:hAnsi="Times New Roman"/>
+          <w:sz w:val="24"/>
+          <w:szCs w:val="24"/>
+        </w:rPr>
+        <w:t xml:space="preserve">Các loại (type): essay, email, social, fiction, wiki, review, </w:t>
+      </w:r>
+      <w:r>
+        <w:rPr>
+          <w:rFonts w:ascii="Times New Roman" w:hAnsi="Times New Roman"/>
+          <w:sz w:val="24"/>
+          <w:szCs w:val="24"/>
+        </w:rPr>
+        <w:t>Q&amp;A.</w:t>
+      </w:r>
+    </w:p>
+    <w:p>
+      <w:pPr>
+        <w:pStyle w:val="ListParagraph"/>
+        <w:ind w:left="1080"/>
+        <w:rPr>
+          <w:rFonts w:ascii="Times New Roman" w:hAnsi="Times New Roman"/>
+          <w:sz w:val="24"/>
+          <w:szCs w:val="24"/>
+        </w:rPr>
+      </w:pPr>
+      <w:r>
+        <w:rPr>
+          <w:rFonts w:ascii="Times New Roman" w:hAnsi="Times New Roman"/>
+          <w:b/>
+          <w:sz w:val="24"/>
+          <w:szCs w:val="24"/>
+        </w:rPr>
+        <w:t xml:space="preserve">+ </w:t>
+      </w:r>
+      <w:r>
+        <w:rPr>
+          <w:rFonts w:ascii="Times New Roman" w:hAnsi="Times New Roman"/>
+          <w:sz w:val="24"/>
+          <w:szCs w:val="24"/>
+        </w:rPr>
+        <w:t>Human/AI: mỗi label là 14.007 dòng.</w:t>
+      </w:r>
+    </w:p>
+    <w:p>
+      <w:pPr>
+        <w:pStyle w:val="ListParagraph"/>
+        <w:ind w:left="1080"/>
+        <w:rPr>
+          <w:rFonts w:ascii="Times New Roman" w:hAnsi="Times New Roman"/>
+          <w:sz w:val="24"/>
+          <w:szCs w:val="24"/>
+        </w:rPr>
+      </w:pPr>
+      <w:r>
+        <w:rPr>
+          <w:rFonts w:ascii="Times New Roman" w:hAnsi="Times New Roman"/>
+          <w:b/>
+          <w:sz w:val="24"/>
+          <w:szCs w:val="24"/>
+        </w:rPr>
+        <w:t xml:space="preserve">+ </w:t>
+      </w:r>
+      <w:r>
+        <w:rPr>
+          <w:rFonts w:ascii="Times New Roman" w:hAnsi="Times New Roman"/>
+          <w:sz w:val="24"/>
+          <w:szCs w:val="24"/>
+        </w:rPr>
+        <w:t>Các model AI: GPT, Gemini và Claude. Mỗi dòng model tương ứng một type là 667 dòng.</w:t>
+      </w:r>
       <w:bookmarkStart w:id="0" w:name="_GoBack"/>
       <w:bookmarkEnd w:id="0"/>
-    </w:p>
-    <w:p>
-      <w:pPr>
-        <w:pStyle w:val="ListParagraph"/>
-        <w:ind w:left="1080"/>
-        <w:rPr>
-          <w:rFonts w:ascii="Times New Roman" w:hAnsi="Times New Roman"/>
-          <w:sz w:val="24"/>
-          <w:szCs w:val="24"/>
-        </w:rPr>
-      </w:pPr>
-      <w:r>
-        <w:rPr>
-          <w:rFonts w:ascii="Times New Roman" w:hAnsi="Times New Roman"/>
-          <w:b/>
-          <w:sz w:val="24"/>
-          <w:szCs w:val="24"/>
-        </w:rPr>
-        <w:t xml:space="preserve">+ </w:t>
-      </w:r>
-      <w:r>
-        <w:rPr>
-          <w:rFonts w:ascii="Times New Roman" w:hAnsi="Times New Roman"/>
-          <w:sz w:val="24"/>
-          <w:szCs w:val="24"/>
-        </w:rPr>
-        <w:t>Sử dụng AI để rewrite lại</w:t>
-      </w:r>
-      <w:r>
-        <w:rPr>
-          <w:rFonts w:ascii="Times New Roman" w:hAnsi="Times New Roman"/>
-          <w:sz w:val="24"/>
-          <w:szCs w:val="24"/>
-        </w:rPr>
-        <w:t xml:space="preserve"> data đã được crawl từ human</w:t>
-      </w:r>
-    </w:p>
-    <w:p>
-      <w:pPr>
-        <w:pStyle w:val="ListParagraph"/>
-        <w:ind w:left="1080"/>
-        <w:rPr>
-          <w:rFonts w:ascii="Times New Roman" w:hAnsi="Times New Roman"/>
-          <w:sz w:val="24"/>
-          <w:szCs w:val="24"/>
-        </w:rPr>
-      </w:pPr>
-      <w:r>
-        <w:rPr>
-          <w:rFonts w:ascii="Times New Roman" w:hAnsi="Times New Roman"/>
-          <w:b/>
-          <w:sz w:val="24"/>
-          <w:szCs w:val="24"/>
-        </w:rPr>
-        <w:t xml:space="preserve">+ </w:t>
-      </w:r>
-      <w:r>
-        <w:rPr>
-          <w:rFonts w:ascii="Times New Roman" w:hAnsi="Times New Roman"/>
-          <w:sz w:val="24"/>
-          <w:szCs w:val="24"/>
-        </w:rPr>
-        <w:t xml:space="preserve">Sử dụng AI để trích xuất topic từ dữ liệu human rồi generate ra text tương ứng </w:t>
-      </w:r>
     </w:p>
     <w:sectPr>
       <w:pgSz w:w="12240" w:h="15840"/>
@@ -929,6 +1129,18 @@
       <w:contextualSpacing/>
     </w:pPr>
   </w:style>
+  <w:style w:type="character" w:styleId="IntenseEmphasis">
+    <w:name w:val="Intense Emphasis"/>
+    <w:basedOn w:val="DefaultParagraphFont"/>
+    <w:uiPriority w:val="21"/>
+    <w:qFormat/>
+    <w:rsid w:val="00C20105"/>
+    <w:rPr>
+      <w:i/>
+      <w:iCs/>
+      <w:color w:val="4472C4" w:themeColor="accent1"/>
+    </w:rPr>
+  </w:style>
 </w:styles>
 </file>
 
